--- a/assets/legal-templates/data-protection-impact-assessment.docx
+++ b/assets/legal-templates/data-protection-impact-assessment.docx
@@ -19,7 +19,7 @@
             <wp:extent cx="7562850" cy="10696575"/>
             <wp:effectExtent t="0" r="0" b="0" l="0"/>
             <wp:wrapNone/>
-            <wp:docPr id="17" name="" descr="" title=""/>
+            <wp:docPr id="25" name="" descr="" title=""/>
             <wp:cNvGraphicFramePr>
               <a:graphicFrameLocks xmlns:a="http://schemas.openxmlformats.org/drawingml/2006/main" noChangeAspect="1"/>
             </wp:cNvGraphicFramePr>
@@ -74,7 +74,7 @@
     </w:p>
     <w:p>
       <w:pPr>
-        <w:spacing w:after="300"/>
+        <w:spacing w:after="360" w:line="360" w:lineRule="atLeast"/>
       </w:pPr>
       <w:r>
         <w:rPr>
@@ -91,7 +91,7 @@
     </w:p>
     <w:p>
       <w:pPr>
-        <w:spacing w:after="280" w:before="240" w:line="260"/>
+        <w:spacing w:after="280" w:before="120" w:line="920" w:lineRule="atLeast"/>
       </w:pPr>
       <w:r>
         <w:rPr>
@@ -8918,7 +8918,7 @@
         <w:sz w:val="14"/>
         <w:szCs w:val="14"/>
       </w:rPr>
-      <w:t xml:space="preserve">  |  Data Protection Impact Assessment  |  Version [1.0]  |  From a Method into Impact template</w:t>
+      <w:t xml:space="preserve">  |  Data Protection Impact Assessment  |  Version [1.0]  |  Method into Impact template, edition 2026-10</w:t>
     </w:r>
     <w:r>
       <w:rPr>
@@ -8991,7 +8991,7 @@
         <wp:inline distT="0" distB="0" distL="0" distR="0">
           <wp:extent cx="1333500" cy="204788"/>
           <wp:effectExtent t="0" r="0" b="0" l="0"/>
-          <wp:docPr id="18" name="" descr="" title=""/>
+          <wp:docPr id="26" name="" descr="" title=""/>
           <wp:cNvGraphicFramePr>
             <a:graphicFrameLocks xmlns:a="http://schemas.openxmlformats.org/drawingml/2006/main" noChangeAspect="1"/>
           </wp:cNvGraphicFramePr>

--- a/assets/legal-templates/data-protection-impact-assessment.docx
+++ b/assets/legal-templates/data-protection-impact-assessment.docx
@@ -1106,7 +1106,7 @@
                 <w:sz w:val="16"/>
                 <w:szCs w:val="16"/>
               </w:rPr>
-              <w:t xml:space="preserve">This is a template, not legal advice. It is a general starting point written for small purpose-led organisations working in different countries. Laws, regulators and funders differ, and they change. Method into Impact does not guarantee that this template is complete, current or suitable for your circumstances, and using it does not create an adviser–client relationship. You are responsible for adapting it, getting local advice and approving the final version. Licensed for use within one organisation; please do not resell or republish it.</w:t>
+              <w:t xml:space="preserve">This is a template, not legal advice. It is a general starting point written for small purpose-led organisations and entrepreneurs working in different countries. Laws, regulators and funders differ, and they change. Method into Impact does not guarantee that this template is complete, current or suitable for your circumstances, and using it does not create an adviser–client relationship. You are responsible for adapting it, getting local advice and approving the final version. Licensed for use within one organisation; please do not resell or republish it.</w:t>
             </w:r>
           </w:p>
         </w:tc>
